--- a/docs/Family_Activity_Deep_Agent_Project_Documentation.docx
+++ b/docs/Family_Activity_Deep_Agent_Project_Documentation.docx
@@ -47,7 +47,7 @@
           <w:color w:val="000000"/>
           <w:sz w:val="22"/>
         </w:rPr>
-        <w:t>Working CLI MVP with Deep Agents, LangGraph, Groq, MCP tools, SQLite persistence, human approval, deterministic validation, offline evaluations, and optional LangSmith tracing.</w:t>
+        <w:t>Working CLI MVP with Deep Agents, LangGraph, Nebius Nemotron, MCP tools, SQLite persistence, human approval, deterministic validation, offline evaluations, and optional LangSmith tracing.</w:t>
       </w:r>
     </w:p>
     <w:p>
@@ -86,7 +86,7 @@
     </w:p>
     <w:p>
       <w:r>
-        <w:t>My agent helps parents coordinate family activities in a CLI-backed shared calendar, replacing scattered messages and manual cross-checking. It autonomously resolves requests, reads calendar state, checks conflicts, and drafts reminders using 10 MCP tools; it hands off to a parent before every create, update, delete, restore, or reminder change, and succeeds when a parent can complete a calendar task in under two minutes with no unapproved writes.</w:t>
+        <w:t>My agent helps parents coordinate family activities in a CLI-backed shared calendar, replacing scattered messages and manual cross-checking. It autonomously resolves requests, reads family and school-calendar state, generates ranked transportation-aware weekly options, reviews plans, checks conflicts, and drafts reminders using 17 MCP tools; it hands off to a parent before every create, update, delete, restore, or reminder change, and succeeds when a parent can complete a calendar task with no unapproved writes.</w:t>
       </w:r>
     </w:p>
     <w:p>
@@ -292,7 +292,7 @@
           <w:color w:val="000000"/>
           <w:sz w:val="22"/>
         </w:rPr>
-        <w:t>Recurring-event series editing and transportation optimization.</w:t>
+        <w:t>Recurring-event series editing and live traffic-aware route optimization.</w:t>
       </w:r>
     </w:p>
     <w:p>
@@ -335,6 +335,12 @@
         <w:br/>
         <w:t xml:space="preserve">    ├── Conflict Agent ─── overlap analysis</w:t>
         <w:br/>
+        <w:t xml:space="preserve">    ├── Weekly Planner ─── weekly context</w:t>
+        <w:br/>
+        <w:t xml:space="preserve">    ├── Transportation ─── ranked assignment candidates</w:t>
+        <w:br/>
+        <w:t xml:space="preserve">    ├── Schedule Reviewer  independent review</w:t>
+        <w:br/>
         <w:t xml:space="preserve">    └── Reminder Agent ─── reminder drafts</w:t>
         <w:br/>
         <w:t xml:space="preserve">              │</w:t>
@@ -349,13 +355,13 @@
         <w:br/>
         <w:t xml:space="preserve">       ▼               ▼</w:t>
         <w:br/>
-        <w:t>CalendarRepository   10 typed tools</w:t>
+        <w:t>CalendarRepository   17 typed tools</w:t>
         <w:br/>
         <w:t xml:space="preserve">       │</w:t>
         <w:br/>
         <w:t xml:space="preserve">       ▼</w:t>
         <w:br/>
-        <w:t>SQLite: events + reminders + audit_logs</w:t>
+        <w:t>SQLite: events + reminders + availability_rules + audit_logs</w:t>
       </w:r>
     </w:p>
     <w:p>
@@ -891,6 +897,246 @@
                 <w:sz w:val="20"/>
               </w:rPr>
               <w:t>check_conflicts</w:t>
+            </w:r>
+          </w:p>
+        </w:tc>
+      </w:tr>
+      <w:tr>
+        <w:tc>
+          <w:tcPr>
+            <w:tcW w:type="dxa" w:w="1944"/>
+            <w:vAlign w:val="center"/>
+            <w:tcMar>
+              <w:top w:w="80" w:type="dxa"/>
+              <w:start w:w="120" w:type="dxa"/>
+              <w:bottom w:w="80" w:type="dxa"/>
+              <w:end w:w="120" w:type="dxa"/>
+            </w:tcMar>
+          </w:tcPr>
+          <w:p>
+            <w:pPr>
+              <w:spacing w:after="0"/>
+            </w:pPr>
+            <w:r>
+              <w:rPr>
+                <w:rFonts w:ascii="Arial" w:hAnsi="Arial"/>
+                <w:b w:val="0"/>
+                <w:color w:val="000000"/>
+                <w:sz w:val="20"/>
+              </w:rPr>
+              <w:t>Weekly Planner</w:t>
+            </w:r>
+          </w:p>
+        </w:tc>
+        <w:tc>
+          <w:tcPr>
+            <w:tcW w:type="dxa" w:w="4536"/>
+            <w:vAlign w:val="center"/>
+            <w:tcMar>
+              <w:top w:w="80" w:type="dxa"/>
+              <w:start w:w="120" w:type="dxa"/>
+              <w:bottom w:w="80" w:type="dxa"/>
+              <w:end w:w="120" w:type="dxa"/>
+            </w:tcMar>
+          </w:tcPr>
+          <w:p>
+            <w:pPr>
+              <w:spacing w:after="0"/>
+            </w:pPr>
+            <w:r>
+              <w:rPr>
+                <w:rFonts w:ascii="Arial" w:hAnsi="Arial"/>
+                <w:b w:val="0"/>
+                <w:color w:val="000000"/>
+                <w:sz w:val="20"/>
+              </w:rPr>
+              <w:t>Combines family events, Reed school dates, and proposed parent assignments.</w:t>
+            </w:r>
+          </w:p>
+        </w:tc>
+        <w:tc>
+          <w:tcPr>
+            <w:tcW w:type="dxa" w:w="2880"/>
+            <w:vAlign w:val="center"/>
+            <w:tcMar>
+              <w:top w:w="80" w:type="dxa"/>
+              <w:start w:w="120" w:type="dxa"/>
+              <w:bottom w:w="80" w:type="dxa"/>
+              <w:end w:w="120" w:type="dxa"/>
+            </w:tcMar>
+          </w:tcPr>
+          <w:p>
+            <w:pPr>
+              <w:spacing w:after="0"/>
+            </w:pPr>
+            <w:r>
+              <w:rPr>
+                <w:rFonts w:ascii="Arial" w:hAnsi="Arial"/>
+                <w:b w:val="0"/>
+                <w:color w:val="000000"/>
+                <w:sz w:val="20"/>
+              </w:rPr>
+              <w:t>Read-only calendar and school tools</w:t>
+            </w:r>
+          </w:p>
+        </w:tc>
+      </w:tr>
+      <w:tr>
+        <w:tc>
+          <w:tcPr>
+            <w:tcW w:type="dxa" w:w="1944"/>
+            <w:vAlign w:val="center"/>
+            <w:tcMar>
+              <w:top w:w="80" w:type="dxa"/>
+              <w:start w:w="120" w:type="dxa"/>
+              <w:bottom w:w="80" w:type="dxa"/>
+              <w:end w:w="120" w:type="dxa"/>
+            </w:tcMar>
+          </w:tcPr>
+          <w:p>
+            <w:pPr>
+              <w:spacing w:after="0"/>
+            </w:pPr>
+            <w:r>
+              <w:rPr>
+                <w:rFonts w:ascii="Arial" w:hAnsi="Arial"/>
+                <w:b w:val="0"/>
+                <w:color w:val="000000"/>
+                <w:sz w:val="20"/>
+              </w:rPr>
+              <w:t>Transportation Agent</w:t>
+            </w:r>
+          </w:p>
+        </w:tc>
+        <w:tc>
+          <w:tcPr>
+            <w:tcW w:type="dxa" w:w="4536"/>
+            <w:vAlign w:val="center"/>
+            <w:tcMar>
+              <w:top w:w="80" w:type="dxa"/>
+              <w:start w:w="120" w:type="dxa"/>
+              <w:bottom w:w="80" w:type="dxa"/>
+              <w:end w:w="120" w:type="dxa"/>
+            </w:tcMar>
+          </w:tcPr>
+          <w:p>
+            <w:pPr>
+              <w:spacing w:after="0"/>
+            </w:pPr>
+            <w:r>
+              <w:rPr>
+                <w:rFonts w:ascii="Arial" w:hAnsi="Arial"/>
+                <w:b w:val="0"/>
+                <w:color w:val="000000"/>
+                <w:sz w:val="20"/>
+              </w:rPr>
+              <w:t>Generates ranked assignment and pickup/drop-off candidates.</w:t>
+            </w:r>
+          </w:p>
+        </w:tc>
+        <w:tc>
+          <w:tcPr>
+            <w:tcW w:type="dxa" w:w="2880"/>
+            <w:vAlign w:val="center"/>
+            <w:tcMar>
+              <w:top w:w="80" w:type="dxa"/>
+              <w:start w:w="120" w:type="dxa"/>
+              <w:bottom w:w="80" w:type="dxa"/>
+              <w:end w:w="120" w:type="dxa"/>
+            </w:tcMar>
+          </w:tcPr>
+          <w:p>
+            <w:pPr>
+              <w:spacing w:after="0"/>
+            </w:pPr>
+            <w:r>
+              <w:rPr>
+                <w:rFonts w:ascii="Arial" w:hAnsi="Arial"/>
+                <w:b w:val="0"/>
+                <w:color w:val="000000"/>
+                <w:sz w:val="20"/>
+              </w:rPr>
+              <w:t>Availability, transportation, and candidate tools</w:t>
+            </w:r>
+          </w:p>
+        </w:tc>
+      </w:tr>
+      <w:tr>
+        <w:tc>
+          <w:tcPr>
+            <w:tcW w:type="dxa" w:w="1944"/>
+            <w:vAlign w:val="center"/>
+            <w:tcMar>
+              <w:top w:w="80" w:type="dxa"/>
+              <w:start w:w="120" w:type="dxa"/>
+              <w:bottom w:w="80" w:type="dxa"/>
+              <w:end w:w="120" w:type="dxa"/>
+            </w:tcMar>
+          </w:tcPr>
+          <w:p>
+            <w:pPr>
+              <w:spacing w:after="0"/>
+            </w:pPr>
+            <w:r>
+              <w:rPr>
+                <w:rFonts w:ascii="Arial" w:hAnsi="Arial"/>
+                <w:b w:val="0"/>
+                <w:color w:val="000000"/>
+                <w:sz w:val="20"/>
+              </w:rPr>
+              <w:t>Schedule Reviewer</w:t>
+            </w:r>
+          </w:p>
+        </w:tc>
+        <w:tc>
+          <w:tcPr>
+            <w:tcW w:type="dxa" w:w="4536"/>
+            <w:vAlign w:val="center"/>
+            <w:tcMar>
+              <w:top w:w="80" w:type="dxa"/>
+              <w:start w:w="120" w:type="dxa"/>
+              <w:bottom w:w="80" w:type="dxa"/>
+              <w:end w:w="120" w:type="dxa"/>
+            </w:tcMar>
+          </w:tcPr>
+          <w:p>
+            <w:pPr>
+              <w:spacing w:after="0"/>
+            </w:pPr>
+            <w:r>
+              <w:rPr>
+                <w:rFonts w:ascii="Arial" w:hAnsi="Arial"/>
+                <w:b w:val="0"/>
+                <w:color w:val="000000"/>
+                <w:sz w:val="20"/>
+              </w:rPr>
+              <w:t>Audits a weekly plan and requires revision when blocking issues remain.</w:t>
+            </w:r>
+          </w:p>
+        </w:tc>
+        <w:tc>
+          <w:tcPr>
+            <w:tcW w:type="dxa" w:w="2880"/>
+            <w:vAlign w:val="center"/>
+            <w:tcMar>
+              <w:top w:w="80" w:type="dxa"/>
+              <w:start w:w="120" w:type="dxa"/>
+              <w:bottom w:w="80" w:type="dxa"/>
+              <w:end w:w="120" w:type="dxa"/>
+            </w:tcMar>
+          </w:tcPr>
+          <w:p>
+            <w:pPr>
+              <w:spacing w:after="0"/>
+            </w:pPr>
+            <w:r>
+              <w:rPr>
+                <w:rFonts w:ascii="Arial" w:hAnsi="Arial"/>
+                <w:b w:val="0"/>
+                <w:color w:val="000000"/>
+                <w:sz w:val="20"/>
+              </w:rPr>
+              <w:t>Shared plan and review artifacts</w:t>
             </w:r>
           </w:p>
         </w:tc>
@@ -1778,6 +2024,748 @@
                 <w:color w:val="000000"/>
                 <w:sz w:val="20"/>
               </w:rPr>
+              <w:t>list_school_events</w:t>
+            </w:r>
+          </w:p>
+        </w:tc>
+        <w:tc>
+          <w:tcPr>
+            <w:tcW w:type="dxa" w:w="936"/>
+            <w:vAlign w:val="center"/>
+            <w:tcMar>
+              <w:top w:w="80" w:type="dxa"/>
+              <w:start w:w="120" w:type="dxa"/>
+              <w:bottom w:w="80" w:type="dxa"/>
+              <w:end w:w="120" w:type="dxa"/>
+            </w:tcMar>
+          </w:tcPr>
+          <w:p>
+            <w:pPr>
+              <w:spacing w:after="0"/>
+            </w:pPr>
+            <w:r>
+              <w:rPr>
+                <w:rFonts w:ascii="Arial" w:hAnsi="Arial"/>
+                <w:b w:val="0"/>
+                <w:color w:val="000000"/>
+                <w:sz w:val="20"/>
+              </w:rPr>
+              <w:t>Read</w:t>
+            </w:r>
+          </w:p>
+        </w:tc>
+        <w:tc>
+          <w:tcPr>
+            <w:tcW w:type="dxa" w:w="4536"/>
+            <w:vAlign w:val="center"/>
+            <w:tcMar>
+              <w:top w:w="80" w:type="dxa"/>
+              <w:start w:w="120" w:type="dxa"/>
+              <w:bottom w:w="80" w:type="dxa"/>
+              <w:end w:w="120" w:type="dxa"/>
+            </w:tcMar>
+          </w:tcPr>
+          <w:p>
+            <w:pPr>
+              <w:spacing w:after="0"/>
+            </w:pPr>
+            <w:r>
+              <w:rPr>
+                <w:rFonts w:ascii="Arial" w:hAnsi="Arial"/>
+                <w:b w:val="0"/>
+                <w:color w:val="000000"/>
+                <w:sz w:val="20"/>
+              </w:rPr>
+              <w:t>List Reed Elementary dates in a range.</w:t>
+            </w:r>
+          </w:p>
+        </w:tc>
+        <w:tc>
+          <w:tcPr>
+            <w:tcW w:type="dxa" w:w="1440"/>
+            <w:vAlign w:val="center"/>
+            <w:tcMar>
+              <w:top w:w="80" w:type="dxa"/>
+              <w:start w:w="120" w:type="dxa"/>
+              <w:bottom w:w="80" w:type="dxa"/>
+              <w:end w:w="120" w:type="dxa"/>
+            </w:tcMar>
+          </w:tcPr>
+          <w:p>
+            <w:pPr>
+              <w:spacing w:after="0"/>
+            </w:pPr>
+            <w:r>
+              <w:rPr>
+                <w:rFonts w:ascii="Arial" w:hAnsi="Arial"/>
+                <w:b w:val="0"/>
+                <w:color w:val="000000"/>
+                <w:sz w:val="20"/>
+              </w:rPr>
+              <w:t>No</w:t>
+            </w:r>
+          </w:p>
+        </w:tc>
+      </w:tr>
+      <w:tr>
+        <w:tc>
+          <w:tcPr>
+            <w:tcW w:type="dxa" w:w="2448"/>
+            <w:vAlign w:val="center"/>
+            <w:tcMar>
+              <w:top w:w="80" w:type="dxa"/>
+              <w:start w:w="120" w:type="dxa"/>
+              <w:bottom w:w="80" w:type="dxa"/>
+              <w:end w:w="120" w:type="dxa"/>
+            </w:tcMar>
+          </w:tcPr>
+          <w:p>
+            <w:pPr>
+              <w:spacing w:after="0"/>
+            </w:pPr>
+            <w:r>
+              <w:rPr>
+                <w:rFonts w:ascii="Arial" w:hAnsi="Arial"/>
+                <w:b w:val="0"/>
+                <w:color w:val="000000"/>
+                <w:sz w:val="20"/>
+              </w:rPr>
+              <w:t>check_school_conflicts</w:t>
+            </w:r>
+          </w:p>
+        </w:tc>
+        <w:tc>
+          <w:tcPr>
+            <w:tcW w:type="dxa" w:w="936"/>
+            <w:vAlign w:val="center"/>
+            <w:tcMar>
+              <w:top w:w="80" w:type="dxa"/>
+              <w:start w:w="120" w:type="dxa"/>
+              <w:bottom w:w="80" w:type="dxa"/>
+              <w:end w:w="120" w:type="dxa"/>
+            </w:tcMar>
+          </w:tcPr>
+          <w:p>
+            <w:pPr>
+              <w:spacing w:after="0"/>
+            </w:pPr>
+            <w:r>
+              <w:rPr>
+                <w:rFonts w:ascii="Arial" w:hAnsi="Arial"/>
+                <w:b w:val="0"/>
+                <w:color w:val="000000"/>
+                <w:sz w:val="20"/>
+              </w:rPr>
+              <w:t>Read</w:t>
+            </w:r>
+          </w:p>
+        </w:tc>
+        <w:tc>
+          <w:tcPr>
+            <w:tcW w:type="dxa" w:w="4536"/>
+            <w:vAlign w:val="center"/>
+            <w:tcMar>
+              <w:top w:w="80" w:type="dxa"/>
+              <w:start w:w="120" w:type="dxa"/>
+              <w:bottom w:w="80" w:type="dxa"/>
+              <w:end w:w="120" w:type="dxa"/>
+            </w:tcMar>
+          </w:tcPr>
+          <w:p>
+            <w:pPr>
+              <w:spacing w:after="0"/>
+            </w:pPr>
+            <w:r>
+              <w:rPr>
+                <w:rFonts w:ascii="Arial" w:hAnsi="Arial"/>
+                <w:b w:val="0"/>
+                <w:color w:val="000000"/>
+                <w:sz w:val="20"/>
+              </w:rPr>
+              <w:t>Check school hours, closures, early dismissal, and timed events.</w:t>
+            </w:r>
+          </w:p>
+        </w:tc>
+        <w:tc>
+          <w:tcPr>
+            <w:tcW w:type="dxa" w:w="1440"/>
+            <w:vAlign w:val="center"/>
+            <w:tcMar>
+              <w:top w:w="80" w:type="dxa"/>
+              <w:start w:w="120" w:type="dxa"/>
+              <w:bottom w:w="80" w:type="dxa"/>
+              <w:end w:w="120" w:type="dxa"/>
+            </w:tcMar>
+          </w:tcPr>
+          <w:p>
+            <w:pPr>
+              <w:spacing w:after="0"/>
+            </w:pPr>
+            <w:r>
+              <w:rPr>
+                <w:rFonts w:ascii="Arial" w:hAnsi="Arial"/>
+                <w:b w:val="0"/>
+                <w:color w:val="000000"/>
+                <w:sz w:val="20"/>
+              </w:rPr>
+              <w:t>No</w:t>
+            </w:r>
+          </w:p>
+        </w:tc>
+      </w:tr>
+      <w:tr>
+        <w:tc>
+          <w:tcPr>
+            <w:tcW w:type="dxa" w:w="2448"/>
+            <w:vAlign w:val="center"/>
+            <w:tcMar>
+              <w:top w:w="80" w:type="dxa"/>
+              <w:start w:w="120" w:type="dxa"/>
+              <w:bottom w:w="80" w:type="dxa"/>
+              <w:end w:w="120" w:type="dxa"/>
+            </w:tcMar>
+          </w:tcPr>
+          <w:p>
+            <w:pPr>
+              <w:spacing w:after="0"/>
+            </w:pPr>
+            <w:r>
+              <w:rPr>
+                <w:rFonts w:ascii="Arial" w:hAnsi="Arial"/>
+                <w:b w:val="0"/>
+                <w:color w:val="000000"/>
+                <w:sz w:val="20"/>
+              </w:rPr>
+              <w:t>list_parent_availability</w:t>
+            </w:r>
+          </w:p>
+        </w:tc>
+        <w:tc>
+          <w:tcPr>
+            <w:tcW w:type="dxa" w:w="936"/>
+            <w:vAlign w:val="center"/>
+            <w:tcMar>
+              <w:top w:w="80" w:type="dxa"/>
+              <w:start w:w="120" w:type="dxa"/>
+              <w:bottom w:w="80" w:type="dxa"/>
+              <w:end w:w="120" w:type="dxa"/>
+            </w:tcMar>
+          </w:tcPr>
+          <w:p>
+            <w:pPr>
+              <w:spacing w:after="0"/>
+            </w:pPr>
+            <w:r>
+              <w:rPr>
+                <w:rFonts w:ascii="Arial" w:hAnsi="Arial"/>
+                <w:b w:val="0"/>
+                <w:color w:val="000000"/>
+                <w:sz w:val="20"/>
+              </w:rPr>
+              <w:t>Read</w:t>
+            </w:r>
+          </w:p>
+        </w:tc>
+        <w:tc>
+          <w:tcPr>
+            <w:tcW w:type="dxa" w:w="4536"/>
+            <w:vAlign w:val="center"/>
+            <w:tcMar>
+              <w:top w:w="80" w:type="dxa"/>
+              <w:start w:w="120" w:type="dxa"/>
+              <w:bottom w:w="80" w:type="dxa"/>
+              <w:end w:w="120" w:type="dxa"/>
+            </w:tcMar>
+          </w:tcPr>
+          <w:p>
+            <w:pPr>
+              <w:spacing w:after="0"/>
+            </w:pPr>
+            <w:r>
+              <w:rPr>
+                <w:rFonts w:ascii="Arial" w:hAnsi="Arial"/>
+                <w:b w:val="0"/>
+                <w:color w:val="000000"/>
+                <w:sz w:val="20"/>
+              </w:rPr>
+              <w:t>List structured parent unavailability rules.</w:t>
+            </w:r>
+          </w:p>
+        </w:tc>
+        <w:tc>
+          <w:tcPr>
+            <w:tcW w:type="dxa" w:w="1440"/>
+            <w:vAlign w:val="center"/>
+            <w:tcMar>
+              <w:top w:w="80" w:type="dxa"/>
+              <w:start w:w="120" w:type="dxa"/>
+              <w:bottom w:w="80" w:type="dxa"/>
+              <w:end w:w="120" w:type="dxa"/>
+            </w:tcMar>
+          </w:tcPr>
+          <w:p>
+            <w:pPr>
+              <w:spacing w:after="0"/>
+            </w:pPr>
+            <w:r>
+              <w:rPr>
+                <w:rFonts w:ascii="Arial" w:hAnsi="Arial"/>
+                <w:b w:val="0"/>
+                <w:color w:val="000000"/>
+                <w:sz w:val="20"/>
+              </w:rPr>
+              <w:t>No</w:t>
+            </w:r>
+          </w:p>
+        </w:tc>
+      </w:tr>
+      <w:tr>
+        <w:tc>
+          <w:tcPr>
+            <w:tcW w:type="dxa" w:w="2448"/>
+            <w:vAlign w:val="center"/>
+            <w:tcMar>
+              <w:top w:w="80" w:type="dxa"/>
+              <w:start w:w="120" w:type="dxa"/>
+              <w:bottom w:w="80" w:type="dxa"/>
+              <w:end w:w="120" w:type="dxa"/>
+            </w:tcMar>
+          </w:tcPr>
+          <w:p>
+            <w:pPr>
+              <w:spacing w:after="0"/>
+            </w:pPr>
+            <w:r>
+              <w:rPr>
+                <w:rFonts w:ascii="Arial" w:hAnsi="Arial"/>
+                <w:b w:val="0"/>
+                <w:color w:val="000000"/>
+                <w:sz w:val="20"/>
+              </w:rPr>
+              <w:t>check_parent_availability</w:t>
+            </w:r>
+          </w:p>
+        </w:tc>
+        <w:tc>
+          <w:tcPr>
+            <w:tcW w:type="dxa" w:w="936"/>
+            <w:vAlign w:val="center"/>
+            <w:tcMar>
+              <w:top w:w="80" w:type="dxa"/>
+              <w:start w:w="120" w:type="dxa"/>
+              <w:bottom w:w="80" w:type="dxa"/>
+              <w:end w:w="120" w:type="dxa"/>
+            </w:tcMar>
+          </w:tcPr>
+          <w:p>
+            <w:pPr>
+              <w:spacing w:after="0"/>
+            </w:pPr>
+            <w:r>
+              <w:rPr>
+                <w:rFonts w:ascii="Arial" w:hAnsi="Arial"/>
+                <w:b w:val="0"/>
+                <w:color w:val="000000"/>
+                <w:sz w:val="20"/>
+              </w:rPr>
+              <w:t>Read</w:t>
+            </w:r>
+          </w:p>
+        </w:tc>
+        <w:tc>
+          <w:tcPr>
+            <w:tcW w:type="dxa" w:w="4536"/>
+            <w:vAlign w:val="center"/>
+            <w:tcMar>
+              <w:top w:w="80" w:type="dxa"/>
+              <w:start w:w="120" w:type="dxa"/>
+              <w:bottom w:w="80" w:type="dxa"/>
+              <w:end w:w="120" w:type="dxa"/>
+            </w:tcMar>
+          </w:tcPr>
+          <w:p>
+            <w:pPr>
+              <w:spacing w:after="0"/>
+            </w:pPr>
+            <w:r>
+              <w:rPr>
+                <w:rFonts w:ascii="Arial" w:hAnsi="Arial"/>
+                <w:b w:val="0"/>
+                <w:color w:val="000000"/>
+                <w:sz w:val="20"/>
+              </w:rPr>
+              <w:t>Validate a proposed responsibility against availability.</w:t>
+            </w:r>
+          </w:p>
+        </w:tc>
+        <w:tc>
+          <w:tcPr>
+            <w:tcW w:type="dxa" w:w="1440"/>
+            <w:vAlign w:val="center"/>
+            <w:tcMar>
+              <w:top w:w="80" w:type="dxa"/>
+              <w:start w:w="120" w:type="dxa"/>
+              <w:bottom w:w="80" w:type="dxa"/>
+              <w:end w:w="120" w:type="dxa"/>
+            </w:tcMar>
+          </w:tcPr>
+          <w:p>
+            <w:pPr>
+              <w:spacing w:after="0"/>
+            </w:pPr>
+            <w:r>
+              <w:rPr>
+                <w:rFonts w:ascii="Arial" w:hAnsi="Arial"/>
+                <w:b w:val="0"/>
+                <w:color w:val="000000"/>
+                <w:sz w:val="20"/>
+              </w:rPr>
+              <w:t>No</w:t>
+            </w:r>
+          </w:p>
+        </w:tc>
+      </w:tr>
+      <w:tr>
+        <w:tc>
+          <w:tcPr>
+            <w:tcW w:type="dxa" w:w="2448"/>
+            <w:vAlign w:val="center"/>
+            <w:tcMar>
+              <w:top w:w="80" w:type="dxa"/>
+              <w:start w:w="120" w:type="dxa"/>
+              <w:bottom w:w="80" w:type="dxa"/>
+              <w:end w:w="120" w:type="dxa"/>
+            </w:tcMar>
+          </w:tcPr>
+          <w:p>
+            <w:pPr>
+              <w:spacing w:after="0"/>
+            </w:pPr>
+            <w:r>
+              <w:rPr>
+                <w:rFonts w:ascii="Arial" w:hAnsi="Arial"/>
+                <w:b w:val="0"/>
+                <w:color w:val="000000"/>
+                <w:sz w:val="20"/>
+              </w:rPr>
+              <w:t>check_transportation_conflicts</w:t>
+            </w:r>
+          </w:p>
+        </w:tc>
+        <w:tc>
+          <w:tcPr>
+            <w:tcW w:type="dxa" w:w="936"/>
+            <w:vAlign w:val="center"/>
+            <w:tcMar>
+              <w:top w:w="80" w:type="dxa"/>
+              <w:start w:w="120" w:type="dxa"/>
+              <w:bottom w:w="80" w:type="dxa"/>
+              <w:end w:w="120" w:type="dxa"/>
+            </w:tcMar>
+          </w:tcPr>
+          <w:p>
+            <w:pPr>
+              <w:spacing w:after="0"/>
+            </w:pPr>
+            <w:r>
+              <w:rPr>
+                <w:rFonts w:ascii="Arial" w:hAnsi="Arial"/>
+                <w:b w:val="0"/>
+                <w:color w:val="000000"/>
+                <w:sz w:val="20"/>
+              </w:rPr>
+              <w:t>Read</w:t>
+            </w:r>
+          </w:p>
+        </w:tc>
+        <w:tc>
+          <w:tcPr>
+            <w:tcW w:type="dxa" w:w="4536"/>
+            <w:vAlign w:val="center"/>
+            <w:tcMar>
+              <w:top w:w="80" w:type="dxa"/>
+              <w:start w:w="120" w:type="dxa"/>
+              <w:bottom w:w="80" w:type="dxa"/>
+              <w:end w:w="120" w:type="dxa"/>
+            </w:tcMar>
+          </w:tcPr>
+          <w:p>
+            <w:pPr>
+              <w:spacing w:after="0"/>
+            </w:pPr>
+            <w:r>
+              <w:rPr>
+                <w:rFonts w:ascii="Arial" w:hAnsi="Arial"/>
+                <w:b w:val="0"/>
+                <w:color w:val="000000"/>
+                <w:sz w:val="20"/>
+              </w:rPr>
+              <w:t>Check coverage, overlaps, and travel buffers.</w:t>
+            </w:r>
+          </w:p>
+        </w:tc>
+        <w:tc>
+          <w:tcPr>
+            <w:tcW w:type="dxa" w:w="1440"/>
+            <w:vAlign w:val="center"/>
+            <w:tcMar>
+              <w:top w:w="80" w:type="dxa"/>
+              <w:start w:w="120" w:type="dxa"/>
+              <w:bottom w:w="80" w:type="dxa"/>
+              <w:end w:w="120" w:type="dxa"/>
+            </w:tcMar>
+          </w:tcPr>
+          <w:p>
+            <w:pPr>
+              <w:spacing w:after="0"/>
+            </w:pPr>
+            <w:r>
+              <w:rPr>
+                <w:rFonts w:ascii="Arial" w:hAnsi="Arial"/>
+                <w:b w:val="0"/>
+                <w:color w:val="000000"/>
+                <w:sz w:val="20"/>
+              </w:rPr>
+              <w:t>No</w:t>
+            </w:r>
+          </w:p>
+        </w:tc>
+      </w:tr>
+      <w:tr>
+        <w:tc>
+          <w:tcPr>
+            <w:tcW w:type="dxa" w:w="2448"/>
+            <w:vAlign w:val="center"/>
+            <w:tcMar>
+              <w:top w:w="80" w:type="dxa"/>
+              <w:start w:w="120" w:type="dxa"/>
+              <w:bottom w:w="80" w:type="dxa"/>
+              <w:end w:w="120" w:type="dxa"/>
+            </w:tcMar>
+          </w:tcPr>
+          <w:p>
+            <w:pPr>
+              <w:spacing w:after="0"/>
+            </w:pPr>
+            <w:r>
+              <w:rPr>
+                <w:rFonts w:ascii="Arial" w:hAnsi="Arial"/>
+                <w:b w:val="0"/>
+                <w:color w:val="000000"/>
+                <w:sz w:val="20"/>
+              </w:rPr>
+              <w:t>generate_schedule_candidates</w:t>
+            </w:r>
+          </w:p>
+        </w:tc>
+        <w:tc>
+          <w:tcPr>
+            <w:tcW w:type="dxa" w:w="936"/>
+            <w:vAlign w:val="center"/>
+            <w:tcMar>
+              <w:top w:w="80" w:type="dxa"/>
+              <w:start w:w="120" w:type="dxa"/>
+              <w:bottom w:w="80" w:type="dxa"/>
+              <w:end w:w="120" w:type="dxa"/>
+            </w:tcMar>
+          </w:tcPr>
+          <w:p>
+            <w:pPr>
+              <w:spacing w:after="0"/>
+            </w:pPr>
+            <w:r>
+              <w:rPr>
+                <w:rFonts w:ascii="Arial" w:hAnsi="Arial"/>
+                <w:b w:val="0"/>
+                <w:color w:val="000000"/>
+                <w:sz w:val="20"/>
+              </w:rPr>
+              <w:t>Read</w:t>
+            </w:r>
+          </w:p>
+        </w:tc>
+        <w:tc>
+          <w:tcPr>
+            <w:tcW w:type="dxa" w:w="4536"/>
+            <w:vAlign w:val="center"/>
+            <w:tcMar>
+              <w:top w:w="80" w:type="dxa"/>
+              <w:start w:w="120" w:type="dxa"/>
+              <w:bottom w:w="80" w:type="dxa"/>
+              <w:end w:w="120" w:type="dxa"/>
+            </w:tcMar>
+          </w:tcPr>
+          <w:p>
+            <w:pPr>
+              <w:spacing w:after="0"/>
+            </w:pPr>
+            <w:r>
+              <w:rPr>
+                <w:rFonts w:ascii="Arial" w:hAnsi="Arial"/>
+                <w:b w:val="0"/>
+                <w:color w:val="000000"/>
+                <w:sz w:val="20"/>
+              </w:rPr>
+              <w:t>Generate and rank versioned weekly assignment options.</w:t>
+            </w:r>
+          </w:p>
+        </w:tc>
+        <w:tc>
+          <w:tcPr>
+            <w:tcW w:type="dxa" w:w="1440"/>
+            <w:vAlign w:val="center"/>
+            <w:tcMar>
+              <w:top w:w="80" w:type="dxa"/>
+              <w:start w:w="120" w:type="dxa"/>
+              <w:bottom w:w="80" w:type="dxa"/>
+              <w:end w:w="120" w:type="dxa"/>
+            </w:tcMar>
+          </w:tcPr>
+          <w:p>
+            <w:pPr>
+              <w:spacing w:after="0"/>
+            </w:pPr>
+            <w:r>
+              <w:rPr>
+                <w:rFonts w:ascii="Arial" w:hAnsi="Arial"/>
+                <w:b w:val="0"/>
+                <w:color w:val="000000"/>
+                <w:sz w:val="20"/>
+              </w:rPr>
+              <w:t>No</w:t>
+            </w:r>
+          </w:p>
+        </w:tc>
+      </w:tr>
+      <w:tr>
+        <w:tc>
+          <w:tcPr>
+            <w:tcW w:type="dxa" w:w="2448"/>
+            <w:vAlign w:val="center"/>
+            <w:tcMar>
+              <w:top w:w="80" w:type="dxa"/>
+              <w:start w:w="120" w:type="dxa"/>
+              <w:bottom w:w="80" w:type="dxa"/>
+              <w:end w:w="120" w:type="dxa"/>
+            </w:tcMar>
+          </w:tcPr>
+          <w:p>
+            <w:pPr>
+              <w:spacing w:after="0"/>
+            </w:pPr>
+            <w:r>
+              <w:rPr>
+                <w:rFonts w:ascii="Arial" w:hAnsi="Arial"/>
+                <w:b w:val="0"/>
+                <w:color w:val="000000"/>
+                <w:sz w:val="20"/>
+              </w:rPr>
+              <w:t>review_schedule_candidate</w:t>
+            </w:r>
+          </w:p>
+        </w:tc>
+        <w:tc>
+          <w:tcPr>
+            <w:tcW w:type="dxa" w:w="936"/>
+            <w:vAlign w:val="center"/>
+            <w:tcMar>
+              <w:top w:w="80" w:type="dxa"/>
+              <w:start w:w="120" w:type="dxa"/>
+              <w:bottom w:w="80" w:type="dxa"/>
+              <w:end w:w="120" w:type="dxa"/>
+            </w:tcMar>
+          </w:tcPr>
+          <w:p>
+            <w:pPr>
+              <w:spacing w:after="0"/>
+            </w:pPr>
+            <w:r>
+              <w:rPr>
+                <w:rFonts w:ascii="Arial" w:hAnsi="Arial"/>
+                <w:b w:val="0"/>
+                <w:color w:val="000000"/>
+                <w:sz w:val="20"/>
+              </w:rPr>
+              <w:t>Read</w:t>
+            </w:r>
+          </w:p>
+        </w:tc>
+        <w:tc>
+          <w:tcPr>
+            <w:tcW w:type="dxa" w:w="4536"/>
+            <w:vAlign w:val="center"/>
+            <w:tcMar>
+              <w:top w:w="80" w:type="dxa"/>
+              <w:start w:w="120" w:type="dxa"/>
+              <w:bottom w:w="80" w:type="dxa"/>
+              <w:end w:w="120" w:type="dxa"/>
+            </w:tcMar>
+          </w:tcPr>
+          <w:p>
+            <w:pPr>
+              <w:spacing w:after="0"/>
+            </w:pPr>
+            <w:r>
+              <w:rPr>
+                <w:rFonts w:ascii="Arial" w:hAnsi="Arial"/>
+                <w:b w:val="0"/>
+                <w:color w:val="000000"/>
+                <w:sz w:val="20"/>
+              </w:rPr>
+              <w:t>Deterministically review dates, versions, assignments, and school overlaps.</w:t>
+            </w:r>
+          </w:p>
+        </w:tc>
+        <w:tc>
+          <w:tcPr>
+            <w:tcW w:type="dxa" w:w="1440"/>
+            <w:vAlign w:val="center"/>
+            <w:tcMar>
+              <w:top w:w="80" w:type="dxa"/>
+              <w:start w:w="120" w:type="dxa"/>
+              <w:bottom w:w="80" w:type="dxa"/>
+              <w:end w:w="120" w:type="dxa"/>
+            </w:tcMar>
+          </w:tcPr>
+          <w:p>
+            <w:pPr>
+              <w:spacing w:after="0"/>
+            </w:pPr>
+            <w:r>
+              <w:rPr>
+                <w:rFonts w:ascii="Arial" w:hAnsi="Arial"/>
+                <w:b w:val="0"/>
+                <w:color w:val="000000"/>
+                <w:sz w:val="20"/>
+              </w:rPr>
+              <w:t>No</w:t>
+            </w:r>
+          </w:p>
+        </w:tc>
+      </w:tr>
+      <w:tr>
+        <w:tc>
+          <w:tcPr>
+            <w:tcW w:type="dxa" w:w="2448"/>
+            <w:vAlign w:val="center"/>
+            <w:tcMar>
+              <w:top w:w="80" w:type="dxa"/>
+              <w:start w:w="120" w:type="dxa"/>
+              <w:bottom w:w="80" w:type="dxa"/>
+              <w:end w:w="120" w:type="dxa"/>
+            </w:tcMar>
+          </w:tcPr>
+          <w:p>
+            <w:pPr>
+              <w:spacing w:after="0"/>
+            </w:pPr>
+            <w:r>
+              <w:rPr>
+                <w:rFonts w:ascii="Arial" w:hAnsi="Arial"/>
+                <w:b w:val="0"/>
+                <w:color w:val="000000"/>
+                <w:sz w:val="20"/>
+              </w:rPr>
               <w:t>schedule_reminder</w:t>
             </w:r>
           </w:p>
@@ -2195,7 +3183,7 @@
     </w:p>
     <w:p>
       <w:r>
-        <w:t>No external dataset is required. The application uses synthetic course-demo family data stored in three SQLite tables.</w:t>
+        <w:t>No external dataset is required. The application uses synthetic course-demo family data stored in four SQLite tables.</w:t>
       </w:r>
     </w:p>
     <w:tbl>
@@ -2903,7 +3891,7 @@
                 <w:color w:val="000000"/>
                 <w:sz w:val="20"/>
               </w:rPr>
-              <w:t>Groq 429 / timeout</w:t>
+              <w:t>Nebius 429 / timeout</w:t>
             </w:r>
           </w:p>
         </w:tc>
@@ -3112,7 +4100,7 @@
     </w:p>
     <w:p>
       <w:r>
-        <w:t>The offline suite contains 22 passing tests and does not consume Groq quota. It verifies repository rules plus the actual Deep Agent, LangGraph interrupt/resume flow, MCP subprocess, and SQLite mutation boundary using a deterministic fake chat model.</w:t>
+        <w:t>The offline suite uses a deterministic fake chat model and does not consume Nebius quota. It verifies repository rules plus the actual Deep Agent, LangGraph interrupt/resume flow, MCP subprocess, and SQLite mutation boundary.</w:t>
       </w:r>
     </w:p>
     <w:p>
@@ -3196,7 +4184,7 @@
           <w:color w:val="000000"/>
           <w:sz w:val="22"/>
         </w:rPr>
-        <w:t>Fourteen natural-language evaluation cases with expected tools and outcomes.</w:t>
+        <w:t>Seventeen natural-language evaluation cases with expected tools and outcomes.</w:t>
       </w:r>
     </w:p>
     <w:p>
@@ -3230,7 +4218,7 @@
         <w:br/>
         <w:t>cp .env.example .env</w:t>
         <w:br/>
-        <w:t># Add GROQ_API_KEY. Optionally add LANGSMITH_API_KEY.</w:t>
+        <w:t># Add NEBIUS_API_KEY. Optionally add LANGSMITH_API_KEY.</w:t>
         <w:br/>
         <w:t>pytest</w:t>
         <w:br/>
@@ -3289,7 +4277,7 @@
           <w:color w:val="000000"/>
           <w:sz w:val="22"/>
         </w:rPr>
-        <w:t>Switch the model provider to Groq and reduce latency/tool-message incompatibilities.</w:t>
+        <w:t>Use Nebius Token Factory with Nemotron through its OpenAI-compatible API.</w:t>
       </w:r>
     </w:p>
     <w:p>
@@ -3386,7 +4374,7 @@
           <w:color w:val="000000"/>
           <w:sz w:val="22"/>
         </w:rPr>
-        <w:t>Show the architecture and identify the coordinator, four subagents, MCP server, and SQLite state.</w:t>
+        <w:t>Show the architecture and identify the coordinator, seven subagents, MCP server, school calendar, and SQLite state.</w:t>
       </w:r>
     </w:p>
     <w:p>
@@ -3484,7 +4472,7 @@
           <w:color w:val="000000"/>
           <w:sz w:val="22"/>
         </w:rPr>
-        <w:t>Show pytest output (22 passing) and one LangSmith trace tree using synthetic data.</w:t>
+        <w:t>Show the passing pytest suite and one LangSmith trace tree using synthetic data.</w:t>
       </w:r>
     </w:p>
     <w:p>
@@ -3648,7 +4636,7 @@
                 <w:color w:val="000000"/>
                 <w:sz w:val="20"/>
               </w:rPr>
-              <w:t>GROQ_API_KEY configured</w:t>
+              <w:t>NEBIUS_API_KEY configured</w:t>
             </w:r>
           </w:p>
         </w:tc>
@@ -4657,6 +5645,9 @@
     <w:qFormat/>
     <w:rsid w:val="00FC693F"/>
     <w:pPr>
+      <w:pBdr>
+        <w:bottom w:val="single" w:sz="8" w:space="4" w:color="4F81BD" w:themeColor="accent1"/>
+      </w:pBdr>
       <w:spacing w:after="300" w:line="240" w:lineRule="auto"/>
       <w:contextualSpacing/>
     </w:pPr>

--- a/docs/Family_Activity_Deep_Agent_Project_Documentation.docx
+++ b/docs/Family_Activity_Deep_Agent_Project_Documentation.docx
@@ -86,7 +86,7 @@
     </w:p>
     <w:p>
       <w:r>
-        <w:t>My agent helps parents coordinate family activities in a CLI-backed shared calendar, replacing scattered messages and manual cross-checking. It autonomously resolves requests, reads family and school-calendar state, generates ranked transportation-aware weekly options, reviews plans, checks conflicts, and drafts reminders using 17 MCP tools; it hands off to a parent before every create, update, delete, restore, or reminder change, and succeeds when a parent can complete a calendar task with no unapproved writes.</w:t>
+        <w:t>My agent helps parents coordinate family activities and discover cited family outings through a CLI-backed shared calendar. It autonomously reads family and school-calendar state, generates ranked transportation-aware weekly options, searches current web evidence for free weekends and school breaks, reviews plans, checks conflicts, and drafts reminders using 25 MCP tools across a local family server and hosted You.com server; it hands off to a parent before every calendar or reminder change.</w:t>
       </w:r>
     </w:p>
     <w:p>
@@ -250,7 +250,7 @@
           <w:color w:val="000000"/>
           <w:sz w:val="22"/>
         </w:rPr>
-        <w:t>A web or mobile frontend; the course MVP uses a CLI.</w:t>
+        <w:t>Live synchronization between the separate Kinday frontend snapshot and SQLite.</w:t>
       </w:r>
     </w:p>
     <w:p>
@@ -339,6 +339,8 @@
         <w:br/>
         <w:t xml:space="preserve">    ├── Transportation ─── ranked assignment candidates</w:t>
         <w:br/>
+        <w:t xml:space="preserve">    ├── Family Outing ──── cited weekend and school-break ideas</w:t>
+        <w:br/>
         <w:t xml:space="preserve">    ├── Schedule Reviewer  independent review</w:t>
         <w:br/>
         <w:t xml:space="preserve">    └── Reminder Agent ─── reminder drafts</w:t>
@@ -355,7 +357,9 @@
         <w:br/>
         <w:t xml:space="preserve">       ▼               ▼</w:t>
         <w:br/>
-        <w:t>CalendarRepository   17 typed tools</w:t>
+        <w:t>CalendarRepository   18 local tools</w:t>
+        <w:br/>
+        <w:t>You.com MCP Server    7 hosted tools</w:t>
         <w:br/>
         <w:t xml:space="preserve">       │</w:t>
         <w:br/>
@@ -1057,6 +1061,86 @@
                 <w:sz w:val="20"/>
               </w:rPr>
               <w:t>Availability, transportation, and candidate tools</w:t>
+            </w:r>
+          </w:p>
+        </w:tc>
+      </w:tr>
+      <w:tr>
+        <w:tc>
+          <w:tcPr>
+            <w:tcW w:type="dxa" w:w="1944"/>
+            <w:vAlign w:val="center"/>
+            <w:tcMar>
+              <w:top w:w="80" w:type="dxa"/>
+              <w:start w:w="120" w:type="dxa"/>
+              <w:bottom w:w="80" w:type="dxa"/>
+              <w:end w:w="120" w:type="dxa"/>
+            </w:tcMar>
+          </w:tcPr>
+          <w:p>
+            <w:pPr>
+              <w:spacing w:after="0"/>
+            </w:pPr>
+            <w:r>
+              <w:rPr>
+                <w:rFonts w:ascii="Arial" w:hAnsi="Arial"/>
+                <w:b w:val="0"/>
+                <w:color w:val="000000"/>
+                <w:sz w:val="20"/>
+              </w:rPr>
+              <w:t>Family Outing Agent</w:t>
+            </w:r>
+          </w:p>
+        </w:tc>
+        <w:tc>
+          <w:tcPr>
+            <w:tcW w:type="dxa" w:w="4536"/>
+            <w:vAlign w:val="center"/>
+            <w:tcMar>
+              <w:top w:w="80" w:type="dxa"/>
+              <w:start w:w="120" w:type="dxa"/>
+              <w:bottom w:w="80" w:type="dxa"/>
+              <w:end w:w="120" w:type="dxa"/>
+            </w:tcMar>
+          </w:tcPr>
+          <w:p>
+            <w:pPr>
+              <w:spacing w:after="0"/>
+            </w:pPr>
+            <w:r>
+              <w:rPr>
+                <w:rFonts w:ascii="Arial" w:hAnsi="Arial"/>
+                <w:b w:val="0"/>
+                <w:color w:val="000000"/>
+                <w:sz w:val="20"/>
+              </w:rPr>
+              <w:t>Checks free time, searches current sources, and ranks outing ideas.</w:t>
+            </w:r>
+          </w:p>
+        </w:tc>
+        <w:tc>
+          <w:tcPr>
+            <w:tcW w:type="dxa" w:w="2880"/>
+            <w:vAlign w:val="center"/>
+            <w:tcMar>
+              <w:top w:w="80" w:type="dxa"/>
+              <w:start w:w="120" w:type="dxa"/>
+              <w:bottom w:w="80" w:type="dxa"/>
+              <w:end w:w="120" w:type="dxa"/>
+            </w:tcMar>
+          </w:tcPr>
+          <w:p>
+            <w:pPr>
+              <w:spacing w:after="0"/>
+            </w:pPr>
+            <w:r>
+              <w:rPr>
+                <w:rFonts w:ascii="Arial" w:hAnsi="Arial"/>
+                <w:b w:val="0"/>
+                <w:color w:val="000000"/>
+                <w:sz w:val="20"/>
+              </w:rPr>
+              <w:t>Calendar, school, and You.com tools</w:t>
             </w:r>
           </w:p>
         </w:tc>
@@ -2766,6 +2850,854 @@
                 <w:color w:val="000000"/>
                 <w:sz w:val="20"/>
               </w:rPr>
+              <w:t>check_outing_time_window</w:t>
+            </w:r>
+          </w:p>
+        </w:tc>
+        <w:tc>
+          <w:tcPr>
+            <w:tcW w:type="dxa" w:w="936"/>
+            <w:vAlign w:val="center"/>
+            <w:tcMar>
+              <w:top w:w="80" w:type="dxa"/>
+              <w:start w:w="120" w:type="dxa"/>
+              <w:bottom w:w="80" w:type="dxa"/>
+              <w:end w:w="120" w:type="dxa"/>
+            </w:tcMar>
+          </w:tcPr>
+          <w:p>
+            <w:pPr>
+              <w:spacing w:after="0"/>
+            </w:pPr>
+            <w:r>
+              <w:rPr>
+                <w:rFonts w:ascii="Arial" w:hAnsi="Arial"/>
+                <w:b w:val="0"/>
+                <w:color w:val="000000"/>
+                <w:sz w:val="20"/>
+              </w:rPr>
+              <w:t>Read</w:t>
+            </w:r>
+          </w:p>
+        </w:tc>
+        <w:tc>
+          <w:tcPr>
+            <w:tcW w:type="dxa" w:w="4536"/>
+            <w:vAlign w:val="center"/>
+            <w:tcMar>
+              <w:top w:w="80" w:type="dxa"/>
+              <w:start w:w="120" w:type="dxa"/>
+              <w:bottom w:w="80" w:type="dxa"/>
+              <w:end w:w="120" w:type="dxa"/>
+            </w:tcMar>
+          </w:tcPr>
+          <w:p>
+            <w:pPr>
+              <w:spacing w:after="0"/>
+            </w:pPr>
+            <w:r>
+              <w:rPr>
+                <w:rFonts w:ascii="Arial" w:hAnsi="Arial"/>
+                <w:b w:val="0"/>
+                <w:color w:val="000000"/>
+                <w:sz w:val="20"/>
+              </w:rPr>
+              <w:t>Check an outing window against family and school commitments.</w:t>
+            </w:r>
+          </w:p>
+        </w:tc>
+        <w:tc>
+          <w:tcPr>
+            <w:tcW w:type="dxa" w:w="1440"/>
+            <w:vAlign w:val="center"/>
+            <w:tcMar>
+              <w:top w:w="80" w:type="dxa"/>
+              <w:start w:w="120" w:type="dxa"/>
+              <w:bottom w:w="80" w:type="dxa"/>
+              <w:end w:w="120" w:type="dxa"/>
+            </w:tcMar>
+          </w:tcPr>
+          <w:p>
+            <w:pPr>
+              <w:spacing w:after="0"/>
+            </w:pPr>
+            <w:r>
+              <w:rPr>
+                <w:rFonts w:ascii="Arial" w:hAnsi="Arial"/>
+                <w:b w:val="0"/>
+                <w:color w:val="000000"/>
+                <w:sz w:val="20"/>
+              </w:rPr>
+              <w:t>No</w:t>
+            </w:r>
+          </w:p>
+        </w:tc>
+      </w:tr>
+      <w:tr>
+        <w:tc>
+          <w:tcPr>
+            <w:tcW w:type="dxa" w:w="2448"/>
+            <w:vAlign w:val="center"/>
+            <w:tcMar>
+              <w:top w:w="80" w:type="dxa"/>
+              <w:start w:w="120" w:type="dxa"/>
+              <w:bottom w:w="80" w:type="dxa"/>
+              <w:end w:w="120" w:type="dxa"/>
+            </w:tcMar>
+          </w:tcPr>
+          <w:p>
+            <w:pPr>
+              <w:spacing w:after="0"/>
+            </w:pPr>
+            <w:r>
+              <w:rPr>
+                <w:rFonts w:ascii="Arial" w:hAnsi="Arial"/>
+                <w:b w:val="0"/>
+                <w:color w:val="000000"/>
+                <w:sz w:val="20"/>
+              </w:rPr>
+              <w:t>you-search</w:t>
+            </w:r>
+          </w:p>
+        </w:tc>
+        <w:tc>
+          <w:tcPr>
+            <w:tcW w:type="dxa" w:w="936"/>
+            <w:vAlign w:val="center"/>
+            <w:tcMar>
+              <w:top w:w="80" w:type="dxa"/>
+              <w:start w:w="120" w:type="dxa"/>
+              <w:bottom w:w="80" w:type="dxa"/>
+              <w:end w:w="120" w:type="dxa"/>
+            </w:tcMar>
+          </w:tcPr>
+          <w:p>
+            <w:pPr>
+              <w:spacing w:after="0"/>
+            </w:pPr>
+            <w:r>
+              <w:rPr>
+                <w:rFonts w:ascii="Arial" w:hAnsi="Arial"/>
+                <w:b w:val="0"/>
+                <w:color w:val="000000"/>
+                <w:sz w:val="20"/>
+              </w:rPr>
+              <w:t>Read / hosted</w:t>
+            </w:r>
+          </w:p>
+        </w:tc>
+        <w:tc>
+          <w:tcPr>
+            <w:tcW w:type="dxa" w:w="4536"/>
+            <w:vAlign w:val="center"/>
+            <w:tcMar>
+              <w:top w:w="80" w:type="dxa"/>
+              <w:start w:w="120" w:type="dxa"/>
+              <w:bottom w:w="80" w:type="dxa"/>
+              <w:end w:w="120" w:type="dxa"/>
+            </w:tcMar>
+          </w:tcPr>
+          <w:p>
+            <w:pPr>
+              <w:spacing w:after="0"/>
+            </w:pPr>
+            <w:r>
+              <w:rPr>
+                <w:rFonts w:ascii="Arial" w:hAnsi="Arial"/>
+                <w:b w:val="0"/>
+                <w:color w:val="000000"/>
+                <w:sz w:val="20"/>
+              </w:rPr>
+              <w:t>Search current web and news results.</w:t>
+            </w:r>
+          </w:p>
+        </w:tc>
+        <w:tc>
+          <w:tcPr>
+            <w:tcW w:type="dxa" w:w="1440"/>
+            <w:vAlign w:val="center"/>
+            <w:tcMar>
+              <w:top w:w="80" w:type="dxa"/>
+              <w:start w:w="120" w:type="dxa"/>
+              <w:bottom w:w="80" w:type="dxa"/>
+              <w:end w:w="120" w:type="dxa"/>
+            </w:tcMar>
+          </w:tcPr>
+          <w:p>
+            <w:pPr>
+              <w:spacing w:after="0"/>
+            </w:pPr>
+            <w:r>
+              <w:rPr>
+                <w:rFonts w:ascii="Arial" w:hAnsi="Arial"/>
+                <w:b w:val="0"/>
+                <w:color w:val="000000"/>
+                <w:sz w:val="20"/>
+              </w:rPr>
+              <w:t>No</w:t>
+            </w:r>
+          </w:p>
+        </w:tc>
+      </w:tr>
+      <w:tr>
+        <w:tc>
+          <w:tcPr>
+            <w:tcW w:type="dxa" w:w="2448"/>
+            <w:vAlign w:val="center"/>
+            <w:tcMar>
+              <w:top w:w="80" w:type="dxa"/>
+              <w:start w:w="120" w:type="dxa"/>
+              <w:bottom w:w="80" w:type="dxa"/>
+              <w:end w:w="120" w:type="dxa"/>
+            </w:tcMar>
+          </w:tcPr>
+          <w:p>
+            <w:pPr>
+              <w:spacing w:after="0"/>
+            </w:pPr>
+            <w:r>
+              <w:rPr>
+                <w:rFonts w:ascii="Arial" w:hAnsi="Arial"/>
+                <w:b w:val="0"/>
+                <w:color w:val="000000"/>
+                <w:sz w:val="20"/>
+              </w:rPr>
+              <w:t>you-contents</w:t>
+            </w:r>
+          </w:p>
+        </w:tc>
+        <w:tc>
+          <w:tcPr>
+            <w:tcW w:type="dxa" w:w="936"/>
+            <w:vAlign w:val="center"/>
+            <w:tcMar>
+              <w:top w:w="80" w:type="dxa"/>
+              <w:start w:w="120" w:type="dxa"/>
+              <w:bottom w:w="80" w:type="dxa"/>
+              <w:end w:w="120" w:type="dxa"/>
+            </w:tcMar>
+          </w:tcPr>
+          <w:p>
+            <w:pPr>
+              <w:spacing w:after="0"/>
+            </w:pPr>
+            <w:r>
+              <w:rPr>
+                <w:rFonts w:ascii="Arial" w:hAnsi="Arial"/>
+                <w:b w:val="0"/>
+                <w:color w:val="000000"/>
+                <w:sz w:val="20"/>
+              </w:rPr>
+              <w:t>Read / hosted</w:t>
+            </w:r>
+          </w:p>
+        </w:tc>
+        <w:tc>
+          <w:tcPr>
+            <w:tcW w:type="dxa" w:w="4536"/>
+            <w:vAlign w:val="center"/>
+            <w:tcMar>
+              <w:top w:w="80" w:type="dxa"/>
+              <w:start w:w="120" w:type="dxa"/>
+              <w:bottom w:w="80" w:type="dxa"/>
+              <w:end w:w="120" w:type="dxa"/>
+            </w:tcMar>
+          </w:tcPr>
+          <w:p>
+            <w:pPr>
+              <w:spacing w:after="0"/>
+            </w:pPr>
+            <w:r>
+              <w:rPr>
+                <w:rFonts w:ascii="Arial" w:hAnsi="Arial"/>
+                <w:b w:val="0"/>
+                <w:color w:val="000000"/>
+                <w:sz w:val="20"/>
+              </w:rPr>
+              <w:t>Extract page content from selected URLs.</w:t>
+            </w:r>
+          </w:p>
+        </w:tc>
+        <w:tc>
+          <w:tcPr>
+            <w:tcW w:type="dxa" w:w="1440"/>
+            <w:vAlign w:val="center"/>
+            <w:tcMar>
+              <w:top w:w="80" w:type="dxa"/>
+              <w:start w:w="120" w:type="dxa"/>
+              <w:bottom w:w="80" w:type="dxa"/>
+              <w:end w:w="120" w:type="dxa"/>
+            </w:tcMar>
+          </w:tcPr>
+          <w:p>
+            <w:pPr>
+              <w:spacing w:after="0"/>
+            </w:pPr>
+            <w:r>
+              <w:rPr>
+                <w:rFonts w:ascii="Arial" w:hAnsi="Arial"/>
+                <w:b w:val="0"/>
+                <w:color w:val="000000"/>
+                <w:sz w:val="20"/>
+              </w:rPr>
+              <w:t>No</w:t>
+            </w:r>
+          </w:p>
+        </w:tc>
+      </w:tr>
+      <w:tr>
+        <w:tc>
+          <w:tcPr>
+            <w:tcW w:type="dxa" w:w="2448"/>
+            <w:vAlign w:val="center"/>
+            <w:tcMar>
+              <w:top w:w="80" w:type="dxa"/>
+              <w:start w:w="120" w:type="dxa"/>
+              <w:bottom w:w="80" w:type="dxa"/>
+              <w:end w:w="120" w:type="dxa"/>
+            </w:tcMar>
+          </w:tcPr>
+          <w:p>
+            <w:pPr>
+              <w:spacing w:after="0"/>
+            </w:pPr>
+            <w:r>
+              <w:rPr>
+                <w:rFonts w:ascii="Arial" w:hAnsi="Arial"/>
+                <w:b w:val="0"/>
+                <w:color w:val="000000"/>
+                <w:sz w:val="20"/>
+              </w:rPr>
+              <w:t>you-research</w:t>
+            </w:r>
+          </w:p>
+        </w:tc>
+        <w:tc>
+          <w:tcPr>
+            <w:tcW w:type="dxa" w:w="936"/>
+            <w:vAlign w:val="center"/>
+            <w:tcMar>
+              <w:top w:w="80" w:type="dxa"/>
+              <w:start w:w="120" w:type="dxa"/>
+              <w:bottom w:w="80" w:type="dxa"/>
+              <w:end w:w="120" w:type="dxa"/>
+            </w:tcMar>
+          </w:tcPr>
+          <w:p>
+            <w:pPr>
+              <w:spacing w:after="0"/>
+            </w:pPr>
+            <w:r>
+              <w:rPr>
+                <w:rFonts w:ascii="Arial" w:hAnsi="Arial"/>
+                <w:b w:val="0"/>
+                <w:color w:val="000000"/>
+                <w:sz w:val="20"/>
+              </w:rPr>
+              <w:t>Read / hosted</w:t>
+            </w:r>
+          </w:p>
+        </w:tc>
+        <w:tc>
+          <w:tcPr>
+            <w:tcW w:type="dxa" w:w="4536"/>
+            <w:vAlign w:val="center"/>
+            <w:tcMar>
+              <w:top w:w="80" w:type="dxa"/>
+              <w:start w:w="120" w:type="dxa"/>
+              <w:bottom w:w="80" w:type="dxa"/>
+              <w:end w:w="120" w:type="dxa"/>
+            </w:tcMar>
+          </w:tcPr>
+          <w:p>
+            <w:pPr>
+              <w:spacing w:after="0"/>
+            </w:pPr>
+            <w:r>
+              <w:rPr>
+                <w:rFonts w:ascii="Arial" w:hAnsi="Arial"/>
+                <w:b w:val="0"/>
+                <w:color w:val="000000"/>
+                <w:sz w:val="20"/>
+              </w:rPr>
+              <w:t>Run deeper citation-backed multi-source research.</w:t>
+            </w:r>
+          </w:p>
+        </w:tc>
+        <w:tc>
+          <w:tcPr>
+            <w:tcW w:type="dxa" w:w="1440"/>
+            <w:vAlign w:val="center"/>
+            <w:tcMar>
+              <w:top w:w="80" w:type="dxa"/>
+              <w:start w:w="120" w:type="dxa"/>
+              <w:bottom w:w="80" w:type="dxa"/>
+              <w:end w:w="120" w:type="dxa"/>
+            </w:tcMar>
+          </w:tcPr>
+          <w:p>
+            <w:pPr>
+              <w:spacing w:after="0"/>
+            </w:pPr>
+            <w:r>
+              <w:rPr>
+                <w:rFonts w:ascii="Arial" w:hAnsi="Arial"/>
+                <w:b w:val="0"/>
+                <w:color w:val="000000"/>
+                <w:sz w:val="20"/>
+              </w:rPr>
+              <w:t>No</w:t>
+            </w:r>
+          </w:p>
+        </w:tc>
+      </w:tr>
+      <w:tr>
+        <w:tc>
+          <w:tcPr>
+            <w:tcW w:type="dxa" w:w="2448"/>
+            <w:vAlign w:val="center"/>
+            <w:tcMar>
+              <w:top w:w="80" w:type="dxa"/>
+              <w:start w:w="120" w:type="dxa"/>
+              <w:bottom w:w="80" w:type="dxa"/>
+              <w:end w:w="120" w:type="dxa"/>
+            </w:tcMar>
+          </w:tcPr>
+          <w:p>
+            <w:pPr>
+              <w:spacing w:after="0"/>
+            </w:pPr>
+            <w:r>
+              <w:rPr>
+                <w:rFonts w:ascii="Arial" w:hAnsi="Arial"/>
+                <w:b w:val="0"/>
+                <w:color w:val="000000"/>
+                <w:sz w:val="20"/>
+              </w:rPr>
+              <w:t>you-answer</w:t>
+            </w:r>
+          </w:p>
+        </w:tc>
+        <w:tc>
+          <w:tcPr>
+            <w:tcW w:type="dxa" w:w="936"/>
+            <w:vAlign w:val="center"/>
+            <w:tcMar>
+              <w:top w:w="80" w:type="dxa"/>
+              <w:start w:w="120" w:type="dxa"/>
+              <w:bottom w:w="80" w:type="dxa"/>
+              <w:end w:w="120" w:type="dxa"/>
+            </w:tcMar>
+          </w:tcPr>
+          <w:p>
+            <w:pPr>
+              <w:spacing w:after="0"/>
+            </w:pPr>
+            <w:r>
+              <w:rPr>
+                <w:rFonts w:ascii="Arial" w:hAnsi="Arial"/>
+                <w:b w:val="0"/>
+                <w:color w:val="000000"/>
+                <w:sz w:val="20"/>
+              </w:rPr>
+              <w:t>Read / hosted</w:t>
+            </w:r>
+          </w:p>
+        </w:tc>
+        <w:tc>
+          <w:tcPr>
+            <w:tcW w:type="dxa" w:w="4536"/>
+            <w:vAlign w:val="center"/>
+            <w:tcMar>
+              <w:top w:w="80" w:type="dxa"/>
+              <w:start w:w="120" w:type="dxa"/>
+              <w:bottom w:w="80" w:type="dxa"/>
+              <w:end w:w="120" w:type="dxa"/>
+            </w:tcMar>
+          </w:tcPr>
+          <w:p>
+            <w:pPr>
+              <w:spacing w:after="0"/>
+            </w:pPr>
+            <w:r>
+              <w:rPr>
+                <w:rFonts w:ascii="Arial" w:hAnsi="Arial"/>
+                <w:b w:val="0"/>
+                <w:color w:val="000000"/>
+                <w:sz w:val="20"/>
+              </w:rPr>
+              <w:t>Return a concise cited answer.</w:t>
+            </w:r>
+          </w:p>
+        </w:tc>
+        <w:tc>
+          <w:tcPr>
+            <w:tcW w:type="dxa" w:w="1440"/>
+            <w:vAlign w:val="center"/>
+            <w:tcMar>
+              <w:top w:w="80" w:type="dxa"/>
+              <w:start w:w="120" w:type="dxa"/>
+              <w:bottom w:w="80" w:type="dxa"/>
+              <w:end w:w="120" w:type="dxa"/>
+            </w:tcMar>
+          </w:tcPr>
+          <w:p>
+            <w:pPr>
+              <w:spacing w:after="0"/>
+            </w:pPr>
+            <w:r>
+              <w:rPr>
+                <w:rFonts w:ascii="Arial" w:hAnsi="Arial"/>
+                <w:b w:val="0"/>
+                <w:color w:val="000000"/>
+                <w:sz w:val="20"/>
+              </w:rPr>
+              <w:t>No</w:t>
+            </w:r>
+          </w:p>
+        </w:tc>
+      </w:tr>
+      <w:tr>
+        <w:tc>
+          <w:tcPr>
+            <w:tcW w:type="dxa" w:w="2448"/>
+            <w:vAlign w:val="center"/>
+            <w:tcMar>
+              <w:top w:w="80" w:type="dxa"/>
+              <w:start w:w="120" w:type="dxa"/>
+              <w:bottom w:w="80" w:type="dxa"/>
+              <w:end w:w="120" w:type="dxa"/>
+            </w:tcMar>
+          </w:tcPr>
+          <w:p>
+            <w:pPr>
+              <w:spacing w:after="0"/>
+            </w:pPr>
+            <w:r>
+              <w:rPr>
+                <w:rFonts w:ascii="Arial" w:hAnsi="Arial"/>
+                <w:b w:val="0"/>
+                <w:color w:val="000000"/>
+                <w:sz w:val="20"/>
+              </w:rPr>
+              <w:t>you-finance</w:t>
+            </w:r>
+          </w:p>
+        </w:tc>
+        <w:tc>
+          <w:tcPr>
+            <w:tcW w:type="dxa" w:w="936"/>
+            <w:vAlign w:val="center"/>
+            <w:tcMar>
+              <w:top w:w="80" w:type="dxa"/>
+              <w:start w:w="120" w:type="dxa"/>
+              <w:bottom w:w="80" w:type="dxa"/>
+              <w:end w:w="120" w:type="dxa"/>
+            </w:tcMar>
+          </w:tcPr>
+          <w:p>
+            <w:pPr>
+              <w:spacing w:after="0"/>
+            </w:pPr>
+            <w:r>
+              <w:rPr>
+                <w:rFonts w:ascii="Arial" w:hAnsi="Arial"/>
+                <w:b w:val="0"/>
+                <w:color w:val="000000"/>
+                <w:sz w:val="20"/>
+              </w:rPr>
+              <w:t>Read / hosted</w:t>
+            </w:r>
+          </w:p>
+        </w:tc>
+        <w:tc>
+          <w:tcPr>
+            <w:tcW w:type="dxa" w:w="4536"/>
+            <w:vAlign w:val="center"/>
+            <w:tcMar>
+              <w:top w:w="80" w:type="dxa"/>
+              <w:start w:w="120" w:type="dxa"/>
+              <w:bottom w:w="80" w:type="dxa"/>
+              <w:end w:w="120" w:type="dxa"/>
+            </w:tcMar>
+          </w:tcPr>
+          <w:p>
+            <w:pPr>
+              <w:spacing w:after="0"/>
+            </w:pPr>
+            <w:r>
+              <w:rPr>
+                <w:rFonts w:ascii="Arial" w:hAnsi="Arial"/>
+                <w:b w:val="0"/>
+                <w:color w:val="000000"/>
+                <w:sz w:val="20"/>
+              </w:rPr>
+              <w:t>Research finance topics when explicitly relevant.</w:t>
+            </w:r>
+          </w:p>
+        </w:tc>
+        <w:tc>
+          <w:tcPr>
+            <w:tcW w:type="dxa" w:w="1440"/>
+            <w:vAlign w:val="center"/>
+            <w:tcMar>
+              <w:top w:w="80" w:type="dxa"/>
+              <w:start w:w="120" w:type="dxa"/>
+              <w:bottom w:w="80" w:type="dxa"/>
+              <w:end w:w="120" w:type="dxa"/>
+            </w:tcMar>
+          </w:tcPr>
+          <w:p>
+            <w:pPr>
+              <w:spacing w:after="0"/>
+            </w:pPr>
+            <w:r>
+              <w:rPr>
+                <w:rFonts w:ascii="Arial" w:hAnsi="Arial"/>
+                <w:b w:val="0"/>
+                <w:color w:val="000000"/>
+                <w:sz w:val="20"/>
+              </w:rPr>
+              <w:t>No</w:t>
+            </w:r>
+          </w:p>
+        </w:tc>
+      </w:tr>
+      <w:tr>
+        <w:tc>
+          <w:tcPr>
+            <w:tcW w:type="dxa" w:w="2448"/>
+            <w:vAlign w:val="center"/>
+            <w:tcMar>
+              <w:top w:w="80" w:type="dxa"/>
+              <w:start w:w="120" w:type="dxa"/>
+              <w:bottom w:w="80" w:type="dxa"/>
+              <w:end w:w="120" w:type="dxa"/>
+            </w:tcMar>
+          </w:tcPr>
+          <w:p>
+            <w:pPr>
+              <w:spacing w:after="0"/>
+            </w:pPr>
+            <w:r>
+              <w:rPr>
+                <w:rFonts w:ascii="Arial" w:hAnsi="Arial"/>
+                <w:b w:val="0"/>
+                <w:color w:val="000000"/>
+                <w:sz w:val="20"/>
+              </w:rPr>
+              <w:t>you-balance</w:t>
+            </w:r>
+          </w:p>
+        </w:tc>
+        <w:tc>
+          <w:tcPr>
+            <w:tcW w:type="dxa" w:w="936"/>
+            <w:vAlign w:val="center"/>
+            <w:tcMar>
+              <w:top w:w="80" w:type="dxa"/>
+              <w:start w:w="120" w:type="dxa"/>
+              <w:bottom w:w="80" w:type="dxa"/>
+              <w:end w:w="120" w:type="dxa"/>
+            </w:tcMar>
+          </w:tcPr>
+          <w:p>
+            <w:pPr>
+              <w:spacing w:after="0"/>
+            </w:pPr>
+            <w:r>
+              <w:rPr>
+                <w:rFonts w:ascii="Arial" w:hAnsi="Arial"/>
+                <w:b w:val="0"/>
+                <w:color w:val="000000"/>
+                <w:sz w:val="20"/>
+              </w:rPr>
+              <w:t>Read / hosted</w:t>
+            </w:r>
+          </w:p>
+        </w:tc>
+        <w:tc>
+          <w:tcPr>
+            <w:tcW w:type="dxa" w:w="4536"/>
+            <w:vAlign w:val="center"/>
+            <w:tcMar>
+              <w:top w:w="80" w:type="dxa"/>
+              <w:start w:w="120" w:type="dxa"/>
+              <w:bottom w:w="80" w:type="dxa"/>
+              <w:end w:w="120" w:type="dxa"/>
+            </w:tcMar>
+          </w:tcPr>
+          <w:p>
+            <w:pPr>
+              <w:spacing w:after="0"/>
+            </w:pPr>
+            <w:r>
+              <w:rPr>
+                <w:rFonts w:ascii="Arial" w:hAnsi="Arial"/>
+                <w:b w:val="0"/>
+                <w:color w:val="000000"/>
+                <w:sz w:val="20"/>
+              </w:rPr>
+              <w:t>Check remaining You.com API credits.</w:t>
+            </w:r>
+          </w:p>
+        </w:tc>
+        <w:tc>
+          <w:tcPr>
+            <w:tcW w:type="dxa" w:w="1440"/>
+            <w:vAlign w:val="center"/>
+            <w:tcMar>
+              <w:top w:w="80" w:type="dxa"/>
+              <w:start w:w="120" w:type="dxa"/>
+              <w:bottom w:w="80" w:type="dxa"/>
+              <w:end w:w="120" w:type="dxa"/>
+            </w:tcMar>
+          </w:tcPr>
+          <w:p>
+            <w:pPr>
+              <w:spacing w:after="0"/>
+            </w:pPr>
+            <w:r>
+              <w:rPr>
+                <w:rFonts w:ascii="Arial" w:hAnsi="Arial"/>
+                <w:b w:val="0"/>
+                <w:color w:val="000000"/>
+                <w:sz w:val="20"/>
+              </w:rPr>
+              <w:t>No</w:t>
+            </w:r>
+          </w:p>
+        </w:tc>
+      </w:tr>
+      <w:tr>
+        <w:tc>
+          <w:tcPr>
+            <w:tcW w:type="dxa" w:w="2448"/>
+            <w:vAlign w:val="center"/>
+            <w:tcMar>
+              <w:top w:w="80" w:type="dxa"/>
+              <w:start w:w="120" w:type="dxa"/>
+              <w:bottom w:w="80" w:type="dxa"/>
+              <w:end w:w="120" w:type="dxa"/>
+            </w:tcMar>
+          </w:tcPr>
+          <w:p>
+            <w:pPr>
+              <w:spacing w:after="0"/>
+            </w:pPr>
+            <w:r>
+              <w:rPr>
+                <w:rFonts w:ascii="Arial" w:hAnsi="Arial"/>
+                <w:b w:val="0"/>
+                <w:color w:val="000000"/>
+                <w:sz w:val="20"/>
+              </w:rPr>
+              <w:t>you-discover</w:t>
+            </w:r>
+          </w:p>
+        </w:tc>
+        <w:tc>
+          <w:tcPr>
+            <w:tcW w:type="dxa" w:w="936"/>
+            <w:vAlign w:val="center"/>
+            <w:tcMar>
+              <w:top w:w="80" w:type="dxa"/>
+              <w:start w:w="120" w:type="dxa"/>
+              <w:bottom w:w="80" w:type="dxa"/>
+              <w:end w:w="120" w:type="dxa"/>
+            </w:tcMar>
+          </w:tcPr>
+          <w:p>
+            <w:pPr>
+              <w:spacing w:after="0"/>
+            </w:pPr>
+            <w:r>
+              <w:rPr>
+                <w:rFonts w:ascii="Arial" w:hAnsi="Arial"/>
+                <w:b w:val="0"/>
+                <w:color w:val="000000"/>
+                <w:sz w:val="20"/>
+              </w:rPr>
+              <w:t>Read / hosted</w:t>
+            </w:r>
+          </w:p>
+        </w:tc>
+        <w:tc>
+          <w:tcPr>
+            <w:tcW w:type="dxa" w:w="4536"/>
+            <w:vAlign w:val="center"/>
+            <w:tcMar>
+              <w:top w:w="80" w:type="dxa"/>
+              <w:start w:w="120" w:type="dxa"/>
+              <w:bottom w:w="80" w:type="dxa"/>
+              <w:end w:w="120" w:type="dxa"/>
+            </w:tcMar>
+          </w:tcPr>
+          <w:p>
+            <w:pPr>
+              <w:spacing w:after="0"/>
+            </w:pPr>
+            <w:r>
+              <w:rPr>
+                <w:rFonts w:ascii="Arial" w:hAnsi="Arial"/>
+                <w:b w:val="0"/>
+                <w:color w:val="000000"/>
+                <w:sz w:val="20"/>
+              </w:rPr>
+              <w:t>Find an appropriate You.com integration path.</w:t>
+            </w:r>
+          </w:p>
+        </w:tc>
+        <w:tc>
+          <w:tcPr>
+            <w:tcW w:type="dxa" w:w="1440"/>
+            <w:vAlign w:val="center"/>
+            <w:tcMar>
+              <w:top w:w="80" w:type="dxa"/>
+              <w:start w:w="120" w:type="dxa"/>
+              <w:bottom w:w="80" w:type="dxa"/>
+              <w:end w:w="120" w:type="dxa"/>
+            </w:tcMar>
+          </w:tcPr>
+          <w:p>
+            <w:pPr>
+              <w:spacing w:after="0"/>
+            </w:pPr>
+            <w:r>
+              <w:rPr>
+                <w:rFonts w:ascii="Arial" w:hAnsi="Arial"/>
+                <w:b w:val="0"/>
+                <w:color w:val="000000"/>
+                <w:sz w:val="20"/>
+              </w:rPr>
+              <w:t>No</w:t>
+            </w:r>
+          </w:p>
+        </w:tc>
+      </w:tr>
+      <w:tr>
+        <w:tc>
+          <w:tcPr>
+            <w:tcW w:type="dxa" w:w="2448"/>
+            <w:vAlign w:val="center"/>
+            <w:tcMar>
+              <w:top w:w="80" w:type="dxa"/>
+              <w:start w:w="120" w:type="dxa"/>
+              <w:bottom w:w="80" w:type="dxa"/>
+              <w:end w:w="120" w:type="dxa"/>
+            </w:tcMar>
+          </w:tcPr>
+          <w:p>
+            <w:pPr>
+              <w:spacing w:after="0"/>
+            </w:pPr>
+            <w:r>
+              <w:rPr>
+                <w:rFonts w:ascii="Arial" w:hAnsi="Arial"/>
+                <w:b w:val="0"/>
+                <w:color w:val="000000"/>
+                <w:sz w:val="20"/>
+              </w:rPr>
               <w:t>schedule_reminder</w:t>
             </w:r>
           </w:p>
@@ -4184,7 +5116,7 @@
           <w:color w:val="000000"/>
           <w:sz w:val="22"/>
         </w:rPr>
-        <w:t>Seventeen natural-language evaluation cases with expected tools and outcomes.</w:t>
+        <w:t>Twenty-one natural-language evaluation cases with expected tools and outcomes.</w:t>
       </w:r>
     </w:p>
     <w:p>
@@ -4374,7 +5306,7 @@
           <w:color w:val="000000"/>
           <w:sz w:val="22"/>
         </w:rPr>
-        <w:t>Show the architecture and identify the coordinator, seven subagents, MCP server, school calendar, and SQLite state.</w:t>
+        <w:t>Show the architecture and identify the coordinator, eight subagents, MCP server, You.com boundary, school calendar, and SQLite state.</w:t>
       </w:r>
     </w:p>
     <w:p>
@@ -4919,7 +5851,7 @@
     </w:p>
     <w:p>
       <w:r>
-        <w:t>The MVP stops after saving calendar state or reminder drafts. It does not send messages or perform external commitments. Future extensions include Twilio delivery, authenticated family membership, a shared calendar frontend, Google/Apple Calendar synchronization, recurring events, production PostgreSQL, and hosted deployment.</w:t>
+        <w:t>The MVP stops after saving calendar state or reminder drafts. It does not send messages or perform external commitments. A separate hosted Kinday frontend displays a snapshot of the seeded family calendar, but it does not synchronize live with SQLite. Future extensions include Twilio delivery, authenticated family membership, live Kinday synchronization, Google/Apple Calendar synchronization, recurring events, and production PostgreSQL.</w:t>
       </w:r>
     </w:p>
     <w:sectPr>

--- a/docs/Family_Activity_Deep_Agent_Project_Documentation.docx
+++ b/docs/Family_Activity_Deep_Agent_Project_Documentation.docx
@@ -27,7 +27,7 @@
           <w:color w:val="555555"/>
           <w:sz w:val="24"/>
         </w:rPr>
-        <w:t>Week 3 Project — Solution Documentation (Code Track)</w:t>
+        <w:t>Solution Documentation</w:t>
       </w:r>
     </w:p>
     <w:p>
@@ -60,7 +60,7 @@
     </w:p>
     <w:p>
       <w:r>
-        <w:t>This project implements a family activity coordination agent for parents. It accepts natural-language calendar requests through a command-line interface, resolves dates in the family timezone, delegates complex work to specialist subagents, calls a standalone MCP calendar server, stores durable state in SQLite, detects scheduling conflicts, and pauses for human approval before every write action. The MVP drafts and stores reminder messages; it intentionally does not send SMS messages.</w:t>
+        <w:t>This project implements a family activity coordination agent for parents. It accepts natural-language calendar requests through a command-line interface, resolves dates in the family timezone, delegates complex work to specialist subagents, calls a standalone MCP calendar server, stores durable state in SQLite, detects scheduling conflicts, and pauses for human approval before every write action. You can set up text or WhatsApp to send the reminders it prepares; currently the project only drafts those messages.</w:t>
       </w:r>
     </w:p>
     <w:p>
@@ -236,7 +236,7 @@
           <w:color w:val="000000"/>
           <w:sz w:val="22"/>
         </w:rPr>
-        <w:t>Actual SMS delivery through Twilio or another messaging provider.</w:t>
+        <w:t>Real text/WhatsApp delivery of drafted reminders (e.g., via Twilio).</w:t>
       </w:r>
     </w:p>
     <w:p>
@@ -250,7 +250,7 @@
           <w:color w:val="000000"/>
           <w:sz w:val="22"/>
         </w:rPr>
-        <w:t>Live synchronization between the separate Kinday frontend snapshot and SQLite.</w:t>
+        <w:t>Live synchronization between the frontend/ prototype and SQLite.</w:t>
       </w:r>
     </w:p>
     <w:p>
@@ -954,7 +954,7 @@
                 <w:color w:val="000000"/>
                 <w:sz w:val="20"/>
               </w:rPr>
-              <w:t>Combines family events, Reed school dates, and proposed parent assignments.</w:t>
+              <w:t>Combines family events, Maple Grove school dates, and proposed parent assignments.</w:t>
             </w:r>
           </w:p>
         </w:tc>
@@ -2160,7 +2160,7 @@
                 <w:color w:val="000000"/>
                 <w:sz w:val="20"/>
               </w:rPr>
-              <w:t>List Reed Elementary dates in a range.</w:t>
+              <w:t>List Maple Grove Elementary dates in a range.</w:t>
             </w:r>
           </w:p>
         </w:tc>
@@ -4115,7 +4115,7 @@
     </w:p>
     <w:p>
       <w:r>
-        <w:t>No external dataset is required. The application uses synthetic course-demo family data stored in four SQLite tables.</w:t>
+        <w:t>No external dataset is required. The application uses synthetic demo family data stored in four SQLite tables.</w:t>
       </w:r>
     </w:p>
     <w:tbl>
@@ -5159,7 +5159,7 @@
     </w:p>
     <w:p>
       <w:r>
-        <w:t>Optional LangSmith tracing uses LANGSMITH_TRACING=true and project family-activity-agent-mvp. Course traces should use synthetic names and schedules because traces can contain prompts and tool results.</w:t>
+        <w:t>Optional LangSmith tracing uses LANGSMITH_TRACING=true and project family-activity-agent-mvp. Traces should use synthetic names and schedules because traces can contain prompts and tool results.</w:t>
       </w:r>
     </w:p>
     <w:p>
@@ -5851,7 +5851,7 @@
     </w:p>
     <w:p>
       <w:r>
-        <w:t>The MVP stops after saving calendar state or reminder drafts. It does not send messages or perform external commitments. A separate hosted Kinday frontend displays a snapshot of the seeded family calendar, but it does not synchronize live with SQLite. Future extensions include Twilio delivery, authenticated family membership, live Kinday synchronization, Google/Apple Calendar synchronization, recurring events, and production PostgreSQL.</w:t>
+        <w:t>The MVP stops after saving calendar state or reminder drafts. You can set up text or WhatsApp to send these; currently the project only drafts messages. The frontend/ prototype displays a snapshot of the seeded family calendar, but it does not synchronize live with SQLite. Future extensions include wiring up real message delivery, authenticated family membership, live frontend synchronization, Google/Apple Calendar synchronization, recurring events, and production PostgreSQL.</w:t>
       </w:r>
     </w:p>
     <w:sectPr>
